--- a/session-ma/1 Основы функционального программирования (Гордеев Андрей Борисович)/Лабораторные/Соколов Д.А Ик-731 - ЛР3.docx
+++ b/session-ma/1 Основы функционального программирования (Гордеев Андрей Борисович)/Лабораторные/Соколов Д.А Ик-731 - ЛР3.docx
@@ -841,7 +841,33 @@
                 <w:szCs w:val="16"/>
                 <w:lang w:eastAsia="ru-RU"/>
               </w:rPr>
-              <w:t>(подпись)                                       (фамилия, инициалы)</w:t>
+              <w:t>(</w:t>
+            </w:r>
+            <w:proofErr w:type="gramStart"/>
+            <w:r>
+              <w:rPr>
+                <w:rFonts w:ascii="Times New Roman" w:hAnsi="Times New Roman"/>
+                <w:i/>
+                <w:iCs/>
+                <w:color w:val="auto"/>
+                <w:sz w:val="16"/>
+                <w:szCs w:val="16"/>
+                <w:lang w:eastAsia="ru-RU"/>
+              </w:rPr>
+              <w:t xml:space="preserve">подпись)   </w:t>
+            </w:r>
+            <w:proofErr w:type="gramEnd"/>
+            <w:r>
+              <w:rPr>
+                <w:rFonts w:ascii="Times New Roman" w:hAnsi="Times New Roman"/>
+                <w:i/>
+                <w:iCs/>
+                <w:color w:val="auto"/>
+                <w:sz w:val="16"/>
+                <w:szCs w:val="16"/>
+                <w:lang w:eastAsia="ru-RU"/>
+              </w:rPr>
+              <w:t xml:space="preserve">                                    (фамилия, инициалы)</w:t>
             </w:r>
           </w:p>
         </w:tc>
@@ -1422,7 +1448,33 @@
                 <w:szCs w:val="16"/>
                 <w:lang w:eastAsia="ru-RU"/>
               </w:rPr>
-              <w:t>(подпись)                                      (фамилия, инициалы)</w:t>
+              <w:t>(</w:t>
+            </w:r>
+            <w:proofErr w:type="gramStart"/>
+            <w:r>
+              <w:rPr>
+                <w:rFonts w:ascii="Times New Roman" w:hAnsi="Times New Roman"/>
+                <w:i/>
+                <w:iCs/>
+                <w:color w:val="auto"/>
+                <w:sz w:val="16"/>
+                <w:szCs w:val="16"/>
+                <w:lang w:eastAsia="ru-RU"/>
+              </w:rPr>
+              <w:t xml:space="preserve">подпись)   </w:t>
+            </w:r>
+            <w:proofErr w:type="gramEnd"/>
+            <w:r>
+              <w:rPr>
+                <w:rFonts w:ascii="Times New Roman" w:hAnsi="Times New Roman"/>
+                <w:i/>
+                <w:iCs/>
+                <w:color w:val="auto"/>
+                <w:sz w:val="16"/>
+                <w:szCs w:val="16"/>
+                <w:lang w:eastAsia="ru-RU"/>
+              </w:rPr>
+              <w:t xml:space="preserve">                                   (фамилия, инициалы)</w:t>
             </w:r>
           </w:p>
         </w:tc>
@@ -1597,25 +1649,7 @@
           <w:sz w:val="28"/>
           <w:szCs w:val="28"/>
         </w:rPr>
-        <w:t>Функция вычисления геометрического среднего элементов списка</w:t>
-      </w:r>
-      <w:r>
-        <w:rPr>
-          <w:b/>
-          <w:bCs/>
-          <w:sz w:val="28"/>
-          <w:szCs w:val="28"/>
-        </w:rPr>
-        <w:t xml:space="preserve"> </w:t>
-      </w:r>
-      <w:r>
-        <w:rPr>
-          <w:b/>
-          <w:bCs/>
-          <w:sz w:val="28"/>
-          <w:szCs w:val="28"/>
-        </w:rPr>
-        <w:t xml:space="preserve">вещественных чисел с использованием функции </w:t>
+        <w:t xml:space="preserve">Функция вычисления геометрического среднего элементов списка вещественных чисел с использованием функции </w:t>
       </w:r>
       <w:proofErr w:type="spellStart"/>
       <w:r>
@@ -1680,7 +1714,6 @@
           <w:bCs/>
           <w:sz w:val="28"/>
           <w:szCs w:val="28"/>
-          <w:lang w:val="en-US"/>
         </w:rPr>
       </w:pPr>
       <w:r>
@@ -1698,7 +1731,6 @@
           <w:bCs/>
           <w:sz w:val="28"/>
           <w:szCs w:val="28"/>
-          <w:lang w:val="en-US"/>
         </w:rPr>
         <w:t>:</w:t>
       </w:r>
@@ -1718,14 +1750,7 @@
           <w:sz w:val="28"/>
           <w:szCs w:val="28"/>
         </w:rPr>
-        <w:t>Геометрическое среднее набора положительных чисел</w:t>
-      </w:r>
-      <w:r>
-        <w:rPr>
-          <w:sz w:val="28"/>
-          <w:szCs w:val="28"/>
-        </w:rPr>
-        <w:t xml:space="preserve"> </w:t>
+        <w:t xml:space="preserve">Геометрическое среднее набора положительных чисел </w:t>
       </w:r>
       <w:r>
         <w:rPr>
@@ -1735,6 +1760,7 @@
         </w:rPr>
         <w:t>x</w:t>
       </w:r>
+      <w:proofErr w:type="gramStart"/>
       <w:r>
         <w:rPr>
           <w:sz w:val="28"/>
@@ -1750,6 +1776,7 @@
         </w:rPr>
         <w:t>x</w:t>
       </w:r>
+      <w:proofErr w:type="gramEnd"/>
       <w:r>
         <w:rPr>
           <w:sz w:val="28"/>
@@ -1795,14 +1822,7 @@
           <w:sz w:val="28"/>
           <w:szCs w:val="28"/>
         </w:rPr>
-        <w:t xml:space="preserve"> определяется формулой:</w:t>
-      </w:r>
-      <w:r>
-        <w:rPr>
-          <w:sz w:val="28"/>
-          <w:szCs w:val="28"/>
-        </w:rPr>
-        <w:t xml:space="preserve"> </w:t>
+        <w:t xml:space="preserve"> определяется формулой: </w:t>
       </w:r>
       <m:oMath>
         <m:r>
@@ -1992,14 +2012,7 @@
           <w:sz w:val="28"/>
           <w:szCs w:val="28"/>
         </w:rPr>
-        <w:t>найти произведение всех элементов списка</w:t>
-      </w:r>
-      <w:r>
-        <w:rPr>
-          <w:sz w:val="28"/>
-          <w:szCs w:val="28"/>
-        </w:rPr>
-        <w:t xml:space="preserve"> </w:t>
+        <w:t xml:space="preserve">найти произведение всех элементов списка </w:t>
       </w:r>
       <w:r>
         <w:rPr>
@@ -2039,6 +2052,7 @@
         </w:rPr>
         <w:t>x</w:t>
       </w:r>
+      <w:proofErr w:type="gramStart"/>
       <w:r>
         <w:rPr>
           <w:sz w:val="28"/>
@@ -2061,6 +2075,7 @@
         <w:t>.</w:t>
       </w:r>
       <w:proofErr w:type="spellStart"/>
+      <w:proofErr w:type="gramEnd"/>
       <w:r>
         <w:rPr>
           <w:sz w:val="28"/>
@@ -2408,6 +2423,7 @@
       </w:pPr>
       <w:r>
         <w:rPr>
+          <w:noProof/>
           <w:sz w:val="28"/>
           <w:szCs w:val="28"/>
           <w:lang w:val="en-US"/>
@@ -2458,7 +2474,6 @@
         <w:rPr>
           <w:sz w:val="28"/>
           <w:szCs w:val="28"/>
-          <w:lang w:val="en-US"/>
         </w:rPr>
       </w:pPr>
       <w:r>
@@ -2489,7 +2504,6 @@
           <w:bCs/>
           <w:sz w:val="28"/>
           <w:szCs w:val="28"/>
-          <w:lang w:val="en-US"/>
         </w:rPr>
       </w:pPr>
       <w:r>
@@ -2507,7 +2521,6 @@
           <w:bCs/>
           <w:sz w:val="28"/>
           <w:szCs w:val="28"/>
-          <w:lang w:val="en-US"/>
         </w:rPr>
         <w:t>:</w:t>
       </w:r>
@@ -2953,6 +2966,7 @@
       </w:pPr>
       <w:r>
         <w:rPr>
+          <w:noProof/>
           <w:sz w:val="28"/>
           <w:szCs w:val="28"/>
         </w:rPr>
@@ -3001,7 +3015,6 @@
         <w:rPr>
           <w:sz w:val="28"/>
           <w:szCs w:val="28"/>
-          <w:lang w:val="en-US"/>
         </w:rPr>
       </w:pPr>
       <w:r>
@@ -3032,14 +3045,12 @@
         <w:rPr>
           <w:sz w:val="28"/>
           <w:szCs w:val="28"/>
-          <w:lang w:val="en-US"/>
-        </w:rPr>
-      </w:pPr>
-      <w:r>
-        <w:rPr>
-          <w:sz w:val="28"/>
-          <w:szCs w:val="28"/>
-          <w:lang w:val="en-US"/>
+        </w:rPr>
+      </w:pPr>
+      <w:r>
+        <w:rPr>
+          <w:sz w:val="28"/>
+          <w:szCs w:val="28"/>
         </w:rPr>
         <w:br w:type="page"/>
       </w:r>
@@ -3064,99 +3075,7 @@
           <w:szCs w:val="28"/>
         </w:rPr>
         <w:lastRenderedPageBreak/>
-        <w:t>2.</w:t>
-      </w:r>
-      <w:r>
-        <w:t xml:space="preserve"> </w:t>
-      </w:r>
-      <w:r>
-        <w:rPr>
-          <w:b/>
-          <w:bCs/>
-          <w:sz w:val="28"/>
-          <w:szCs w:val="28"/>
-        </w:rPr>
-        <w:t xml:space="preserve">Функция </w:t>
-      </w:r>
-      <w:proofErr w:type="spellStart"/>
-      <w:r>
-        <w:rPr>
-          <w:b/>
-          <w:bCs/>
-          <w:sz w:val="28"/>
-          <w:szCs w:val="28"/>
-        </w:rPr>
-        <w:t>isParallel</w:t>
-      </w:r>
-      <w:proofErr w:type="spellEnd"/>
-      <w:r>
-        <w:rPr>
-          <w:b/>
-          <w:bCs/>
-          <w:sz w:val="28"/>
-          <w:szCs w:val="28"/>
-        </w:rPr>
-        <w:t xml:space="preserve">, возвращающая </w:t>
-      </w:r>
-      <w:proofErr w:type="spellStart"/>
-      <w:r>
-        <w:rPr>
-          <w:b/>
-          <w:bCs/>
-          <w:sz w:val="28"/>
-          <w:szCs w:val="28"/>
-        </w:rPr>
-        <w:t>True</w:t>
-      </w:r>
-      <w:proofErr w:type="spellEnd"/>
-      <w:r>
-        <w:rPr>
-          <w:b/>
-          <w:bCs/>
-          <w:sz w:val="28"/>
-          <w:szCs w:val="28"/>
-        </w:rPr>
-        <w:t xml:space="preserve">, если два отрезка, концы которых задаются в аргументах функции, параллельны (или лежат на одной прямой). Например, значение выражения </w:t>
-      </w:r>
-      <w:proofErr w:type="spellStart"/>
-      <w:r>
-        <w:rPr>
-          <w:b/>
-          <w:bCs/>
-          <w:sz w:val="28"/>
-          <w:szCs w:val="28"/>
-        </w:rPr>
-        <w:t>isParallel</w:t>
-      </w:r>
-      <w:proofErr w:type="spellEnd"/>
-      <w:r>
-        <w:rPr>
-          <w:b/>
-          <w:bCs/>
-          <w:sz w:val="28"/>
-          <w:szCs w:val="28"/>
-        </w:rPr>
-        <w:t xml:space="preserve"> (1,1) (2,2) (2,0) (4, 2 ) должно быть равно </w:t>
-      </w:r>
-      <w:proofErr w:type="spellStart"/>
-      <w:r>
-        <w:rPr>
-          <w:b/>
-          <w:bCs/>
-          <w:sz w:val="28"/>
-          <w:szCs w:val="28"/>
-        </w:rPr>
-        <w:t>True</w:t>
-      </w:r>
-      <w:proofErr w:type="spellEnd"/>
-      <w:r>
-        <w:rPr>
-          <w:b/>
-          <w:bCs/>
-          <w:sz w:val="28"/>
-          <w:szCs w:val="28"/>
-        </w:rPr>
-        <w:t>, поскольку отрезки (1,1) − (2, 2) и (2, 0) − (4, 2) параллельны.</w:t>
+        <w:t>2. Вернитесь к заданиям из лабораторной работы № 2 (вторая часть заданий) и реализуйте их с помощью функций высшего порядка.</w:t>
       </w:r>
     </w:p>
     <w:p>
@@ -3165,24 +3084,187 @@
         <w:ind w:firstLine="425"/>
         <w:jc w:val="both"/>
         <w:rPr>
-          <w:b/>
-          <w:bCs/>
-          <w:sz w:val="28"/>
-          <w:szCs w:val="28"/>
-        </w:rPr>
-      </w:pPr>
-      <w:r>
-        <w:rPr>
-          <w:b/>
-          <w:bCs/>
+          <w:sz w:val="28"/>
+          <w:szCs w:val="28"/>
+        </w:rPr>
+      </w:pPr>
+      <w:r>
+        <w:rPr>
+          <w:b/>
+          <w:bCs/>
+          <w:sz w:val="28"/>
+          <w:szCs w:val="28"/>
+        </w:rPr>
+        <w:t>Задание звучало следующим образом:</w:t>
+      </w:r>
+      <w:r>
+        <w:rPr>
+          <w:sz w:val="28"/>
+          <w:szCs w:val="28"/>
+        </w:rPr>
+        <w:t xml:space="preserve"> </w:t>
+      </w:r>
+      <w:r>
+        <w:rPr>
+          <w:sz w:val="28"/>
+          <w:szCs w:val="28"/>
+        </w:rPr>
+        <w:t xml:space="preserve">Функция, вычисляющая сумму квадратов целых чисел от 1 до </w:t>
+      </w:r>
+      <w:proofErr w:type="gramStart"/>
+      <w:r>
+        <w:rPr>
+          <w:sz w:val="28"/>
+          <w:szCs w:val="28"/>
+        </w:rPr>
+        <w:t>n .</w:t>
+      </w:r>
+      <w:proofErr w:type="gramEnd"/>
+    </w:p>
+    <w:p>
+      <w:pPr>
+        <w:spacing w:line="360" w:lineRule="auto"/>
+        <w:ind w:firstLine="425"/>
+        <w:jc w:val="both"/>
+        <w:rPr>
+          <w:sz w:val="28"/>
+          <w:szCs w:val="28"/>
+        </w:rPr>
+      </w:pPr>
+      <w:r>
+        <w:rPr>
+          <w:sz w:val="28"/>
+          <w:szCs w:val="28"/>
+        </w:rPr>
+        <w:t xml:space="preserve">Я решил написать две функции для демонстрации работы с функциями высшего порядка, а именно </w:t>
+      </w:r>
+      <w:proofErr w:type="spellStart"/>
+      <w:r>
+        <w:rPr>
+          <w:sz w:val="28"/>
+          <w:szCs w:val="28"/>
+          <w:lang w:val="en-US"/>
+        </w:rPr>
+        <w:t>isSumPowFoldr</w:t>
+      </w:r>
+      <w:proofErr w:type="spellEnd"/>
+      <w:r>
+        <w:rPr>
+          <w:sz w:val="28"/>
+          <w:szCs w:val="28"/>
+        </w:rPr>
+        <w:t xml:space="preserve"> -&gt; </w:t>
+      </w:r>
+      <w:r>
+        <w:rPr>
+          <w:sz w:val="28"/>
+          <w:szCs w:val="28"/>
+        </w:rPr>
+        <w:t xml:space="preserve">использует </w:t>
+      </w:r>
+      <w:proofErr w:type="spellStart"/>
+      <w:r>
+        <w:rPr>
+          <w:sz w:val="28"/>
+          <w:szCs w:val="28"/>
+          <w:lang w:val="en-US"/>
+        </w:rPr>
+        <w:t>foldr</w:t>
+      </w:r>
+      <w:proofErr w:type="spellEnd"/>
+      <w:r>
+        <w:rPr>
+          <w:sz w:val="28"/>
+          <w:szCs w:val="28"/>
+        </w:rPr>
+        <w:t xml:space="preserve"> и </w:t>
+      </w:r>
+      <w:proofErr w:type="spellStart"/>
+      <w:r>
+        <w:rPr>
+          <w:sz w:val="28"/>
+          <w:szCs w:val="28"/>
+          <w:lang w:val="en-US"/>
+        </w:rPr>
+        <w:t>isSumPowMap</w:t>
+      </w:r>
+      <w:proofErr w:type="spellEnd"/>
+      <w:r>
+        <w:rPr>
+          <w:sz w:val="28"/>
+          <w:szCs w:val="28"/>
+        </w:rPr>
+        <w:t xml:space="preserve"> -&gt; </w:t>
+      </w:r>
+      <w:r>
+        <w:rPr>
+          <w:sz w:val="28"/>
+          <w:szCs w:val="28"/>
+        </w:rPr>
+        <w:t xml:space="preserve">Использует </w:t>
+      </w:r>
+      <w:r>
+        <w:rPr>
+          <w:sz w:val="28"/>
+          <w:szCs w:val="28"/>
+          <w:lang w:val="en-US"/>
+        </w:rPr>
+        <w:t>sum</w:t>
+      </w:r>
+      <w:r>
+        <w:rPr>
+          <w:sz w:val="28"/>
+          <w:szCs w:val="28"/>
+        </w:rPr>
+        <w:t xml:space="preserve"> + </w:t>
+      </w:r>
+      <w:r>
+        <w:rPr>
+          <w:sz w:val="28"/>
+          <w:szCs w:val="28"/>
+          <w:lang w:val="en-US"/>
+        </w:rPr>
+        <w:t>map</w:t>
+      </w:r>
+    </w:p>
+    <w:p>
+      <w:pPr>
+        <w:spacing w:line="360" w:lineRule="auto"/>
+        <w:ind w:firstLine="425"/>
+        <w:jc w:val="both"/>
+        <w:rPr>
+          <w:sz w:val="28"/>
+          <w:szCs w:val="28"/>
+        </w:rPr>
+      </w:pPr>
+      <w:r>
+        <w:rPr>
+          <w:sz w:val="28"/>
+          <w:szCs w:val="28"/>
+        </w:rPr>
+        <w:t>Листинг программы приведен на рисунке 3.</w:t>
+      </w:r>
+    </w:p>
+    <w:p>
+      <w:pPr>
+        <w:spacing w:line="360" w:lineRule="auto"/>
+        <w:jc w:val="center"/>
+        <w:rPr>
+          <w:sz w:val="28"/>
+          <w:szCs w:val="28"/>
+        </w:rPr>
+      </w:pPr>
+      <w:r>
+        <w:rPr>
+          <w:noProof/>
           <w:sz w:val="28"/>
           <w:szCs w:val="28"/>
         </w:rPr>
         <w:drawing>
-          <wp:inline distT="0" distB="0" distL="0" distR="0" wp14:anchorId="7813376A" wp14:editId="45A1B598">
-            <wp:extent cx="5940425" cy="3806190"/>
-            <wp:effectExtent l="0" t="0" r="3175" b="3810"/>
-            <wp:docPr id="3" name="Рисунок 3"/>
+          <wp:inline distT="0" distB="0" distL="0" distR="0" wp14:anchorId="4CB9FD52" wp14:editId="32A2DDA4">
+            <wp:extent cx="5940425" cy="2599690"/>
+            <wp:effectExtent l="0" t="0" r="3175" b="0"/>
+            <wp:docPr id="6" name="Рисунок 6"/>
             <wp:cNvGraphicFramePr>
               <a:graphicFrameLocks xmlns:a="http://schemas.openxmlformats.org/drawingml/2006/main" noChangeAspect="1"/>
             </wp:cNvGraphicFramePr>
@@ -3202,7 +3284,7 @@
                   <pic:spPr>
                     <a:xfrm>
                       <a:off x="0" y="0"/>
-                      <a:ext cx="5940425" cy="3806190"/>
+                      <a:ext cx="5940425" cy="2599690"/>
                     </a:xfrm>
                     <a:prstGeom prst="rect">
                       <a:avLst/>
@@ -3219,6 +3301,43 @@
       <w:pPr>
         <w:spacing w:line="360" w:lineRule="auto"/>
         <w:ind w:firstLine="425"/>
+        <w:jc w:val="center"/>
+        <w:rPr>
+          <w:sz w:val="28"/>
+          <w:szCs w:val="28"/>
+        </w:rPr>
+      </w:pPr>
+      <w:r>
+        <w:rPr>
+          <w:sz w:val="28"/>
+          <w:szCs w:val="28"/>
+        </w:rPr>
+        <w:t xml:space="preserve">Рис.3 – Функции высшего порядка для вычисления суммы квадратов от 1 до </w:t>
+      </w:r>
+      <w:r>
+        <w:rPr>
+          <w:sz w:val="28"/>
+          <w:szCs w:val="28"/>
+          <w:lang w:val="en-US"/>
+        </w:rPr>
+        <w:t>n</w:t>
+      </w:r>
+    </w:p>
+    <w:p>
+      <w:pPr>
+        <w:spacing w:line="360" w:lineRule="auto"/>
+        <w:ind w:firstLine="425"/>
+        <w:jc w:val="center"/>
+        <w:rPr>
+          <w:sz w:val="28"/>
+          <w:szCs w:val="28"/>
+        </w:rPr>
+      </w:pPr>
+    </w:p>
+    <w:p>
+      <w:pPr>
+        <w:spacing w:line="360" w:lineRule="auto"/>
+        <w:ind w:firstLine="425"/>
         <w:jc w:val="both"/>
         <w:rPr>
           <w:b/>
@@ -3234,10 +3353,1197 @@
           <w:sz w:val="28"/>
           <w:szCs w:val="28"/>
         </w:rPr>
-        <w:t>https://chat.deepseek.com/a/chat/s/87530fd0-2bcd-490e-8507-0fdf35b88713</w:t>
-      </w:r>
-      <w:bookmarkStart w:id="2" w:name="_GoBack"/>
-      <w:bookmarkEnd w:id="2"/>
+        <w:t xml:space="preserve">Важное уточнение: </w:t>
+      </w:r>
+      <w:proofErr w:type="spellStart"/>
+      <w:r>
+        <w:rPr>
+          <w:b/>
+          <w:bCs/>
+          <w:sz w:val="28"/>
+          <w:szCs w:val="28"/>
+          <w:lang w:val="en-US"/>
+        </w:rPr>
+        <w:t>foldr</w:t>
+      </w:r>
+      <w:proofErr w:type="spellEnd"/>
+      <w:r>
+        <w:rPr>
+          <w:b/>
+          <w:bCs/>
+          <w:sz w:val="28"/>
+          <w:szCs w:val="28"/>
+        </w:rPr>
+        <w:t xml:space="preserve"> – 1 проход по списку, с </w:t>
+      </w:r>
+      <w:r>
+        <w:rPr>
+          <w:b/>
+          <w:bCs/>
+          <w:sz w:val="28"/>
+          <w:szCs w:val="28"/>
+          <w:lang w:val="en-US"/>
+        </w:rPr>
+        <w:t>map</w:t>
+      </w:r>
+      <w:r>
+        <w:rPr>
+          <w:b/>
+          <w:bCs/>
+          <w:sz w:val="28"/>
+          <w:szCs w:val="28"/>
+        </w:rPr>
+        <w:t xml:space="preserve"> – 2, </w:t>
+      </w:r>
+      <w:proofErr w:type="gramStart"/>
+      <w:r>
+        <w:rPr>
+          <w:b/>
+          <w:bCs/>
+          <w:sz w:val="28"/>
+          <w:szCs w:val="28"/>
+        </w:rPr>
+        <w:t>т.к</w:t>
+      </w:r>
+      <w:proofErr w:type="gramEnd"/>
+      <w:r>
+        <w:rPr>
+          <w:b/>
+          <w:bCs/>
+          <w:sz w:val="28"/>
+          <w:szCs w:val="28"/>
+        </w:rPr>
+        <w:t xml:space="preserve"> после работы </w:t>
+      </w:r>
+      <w:r>
+        <w:rPr>
+          <w:b/>
+          <w:bCs/>
+          <w:sz w:val="28"/>
+          <w:szCs w:val="28"/>
+          <w:lang w:val="en-US"/>
+        </w:rPr>
+        <w:t>map</w:t>
+      </w:r>
+      <w:r>
+        <w:rPr>
+          <w:b/>
+          <w:bCs/>
+          <w:sz w:val="28"/>
+          <w:szCs w:val="28"/>
+        </w:rPr>
+        <w:t xml:space="preserve">, сработает </w:t>
+      </w:r>
+      <w:r>
+        <w:rPr>
+          <w:b/>
+          <w:bCs/>
+          <w:sz w:val="28"/>
+          <w:szCs w:val="28"/>
+          <w:lang w:val="en-US"/>
+        </w:rPr>
+        <w:t>sum</w:t>
+      </w:r>
+      <w:r>
+        <w:rPr>
+          <w:b/>
+          <w:bCs/>
+          <w:sz w:val="28"/>
+          <w:szCs w:val="28"/>
+        </w:rPr>
+        <w:t>.</w:t>
+      </w:r>
+    </w:p>
+    <w:p>
+      <w:pPr>
+        <w:spacing w:line="360" w:lineRule="auto"/>
+        <w:ind w:firstLine="425"/>
+        <w:jc w:val="center"/>
+        <w:rPr>
+          <w:sz w:val="28"/>
+          <w:szCs w:val="28"/>
+        </w:rPr>
+      </w:pPr>
+    </w:p>
+    <w:p>
+      <w:pPr>
+        <w:spacing w:line="360" w:lineRule="auto"/>
+        <w:ind w:firstLine="425"/>
+        <w:jc w:val="both"/>
+        <w:rPr>
+          <w:sz w:val="28"/>
+          <w:szCs w:val="28"/>
+        </w:rPr>
+      </w:pPr>
+      <w:r>
+        <w:rPr>
+          <w:sz w:val="28"/>
+          <w:szCs w:val="28"/>
+        </w:rPr>
+        <w:t>Результат работы приведен на рис.4</w:t>
+      </w:r>
+    </w:p>
+    <w:p>
+      <w:pPr>
+        <w:spacing w:line="360" w:lineRule="auto"/>
+        <w:jc w:val="center"/>
+        <w:rPr>
+          <w:sz w:val="28"/>
+          <w:szCs w:val="28"/>
+        </w:rPr>
+      </w:pPr>
+      <w:r>
+        <w:rPr>
+          <w:noProof/>
+          <w:sz w:val="28"/>
+          <w:szCs w:val="28"/>
+        </w:rPr>
+        <w:drawing>
+          <wp:inline distT="0" distB="0" distL="0" distR="0" wp14:anchorId="14BED897" wp14:editId="09009F17">
+            <wp:extent cx="5940425" cy="1356360"/>
+            <wp:effectExtent l="0" t="0" r="3175" b="0"/>
+            <wp:docPr id="7" name="Рисунок 7"/>
+            <wp:cNvGraphicFramePr>
+              <a:graphicFrameLocks xmlns:a="http://schemas.openxmlformats.org/drawingml/2006/main" noChangeAspect="1"/>
+            </wp:cNvGraphicFramePr>
+            <a:graphic xmlns:a="http://schemas.openxmlformats.org/drawingml/2006/main">
+              <a:graphicData uri="http://schemas.openxmlformats.org/drawingml/2006/picture">
+                <pic:pic xmlns:pic="http://schemas.openxmlformats.org/drawingml/2006/picture">
+                  <pic:nvPicPr>
+                    <pic:cNvPr id="1" name=""/>
+                    <pic:cNvPicPr/>
+                  </pic:nvPicPr>
+                  <pic:blipFill>
+                    <a:blip r:embed="rId9"/>
+                    <a:stretch>
+                      <a:fillRect/>
+                    </a:stretch>
+                  </pic:blipFill>
+                  <pic:spPr>
+                    <a:xfrm>
+                      <a:off x="0" y="0"/>
+                      <a:ext cx="5940425" cy="1356360"/>
+                    </a:xfrm>
+                    <a:prstGeom prst="rect">
+                      <a:avLst/>
+                    </a:prstGeom>
+                  </pic:spPr>
+                </pic:pic>
+              </a:graphicData>
+            </a:graphic>
+          </wp:inline>
+        </w:drawing>
+      </w:r>
+    </w:p>
+    <w:p>
+      <w:pPr>
+        <w:spacing w:line="360" w:lineRule="auto"/>
+        <w:ind w:firstLine="425"/>
+        <w:jc w:val="center"/>
+        <w:rPr>
+          <w:sz w:val="28"/>
+          <w:szCs w:val="28"/>
+        </w:rPr>
+      </w:pPr>
+      <w:r>
+        <w:rPr>
+          <w:sz w:val="28"/>
+          <w:szCs w:val="28"/>
+        </w:rPr>
+        <w:t>Рис.4 – Результат работы функций</w:t>
+      </w:r>
+    </w:p>
+    <w:p>
+      <w:pPr>
+        <w:spacing w:line="360" w:lineRule="auto"/>
+        <w:ind w:firstLine="425"/>
+        <w:jc w:val="both"/>
+        <w:rPr>
+          <w:b/>
+          <w:bCs/>
+          <w:sz w:val="28"/>
+          <w:szCs w:val="28"/>
+        </w:rPr>
+      </w:pPr>
+      <w:r>
+        <w:rPr>
+          <w:b/>
+          <w:bCs/>
+          <w:sz w:val="32"/>
+          <w:szCs w:val="32"/>
+        </w:rPr>
+        <w:br w:type="page"/>
+      </w:r>
+      <w:r>
+        <w:rPr>
+          <w:b/>
+          <w:bCs/>
+          <w:sz w:val="28"/>
+          <w:szCs w:val="28"/>
+        </w:rPr>
+        <w:lastRenderedPageBreak/>
+        <w:t>3</w:t>
+      </w:r>
+      <w:r>
+        <w:rPr>
+          <w:b/>
+          <w:bCs/>
+          <w:sz w:val="28"/>
+          <w:szCs w:val="28"/>
+        </w:rPr>
+        <w:t>.</w:t>
+      </w:r>
+      <w:r>
+        <w:rPr>
+          <w:b/>
+          <w:bCs/>
+          <w:sz w:val="28"/>
+          <w:szCs w:val="28"/>
+        </w:rPr>
+        <w:t xml:space="preserve"> </w:t>
+      </w:r>
+      <w:r>
+        <w:rPr>
+          <w:b/>
+          <w:bCs/>
+          <w:sz w:val="28"/>
+          <w:szCs w:val="28"/>
+        </w:rPr>
+        <w:t xml:space="preserve">Функция </w:t>
+      </w:r>
+      <w:proofErr w:type="spellStart"/>
+      <w:r>
+        <w:rPr>
+          <w:b/>
+          <w:bCs/>
+          <w:sz w:val="28"/>
+          <w:szCs w:val="28"/>
+        </w:rPr>
+        <w:t>isParallel</w:t>
+      </w:r>
+      <w:proofErr w:type="spellEnd"/>
+      <w:r>
+        <w:rPr>
+          <w:b/>
+          <w:bCs/>
+          <w:sz w:val="28"/>
+          <w:szCs w:val="28"/>
+        </w:rPr>
+        <w:t xml:space="preserve">, возвращающая </w:t>
+      </w:r>
+      <w:proofErr w:type="spellStart"/>
+      <w:r>
+        <w:rPr>
+          <w:b/>
+          <w:bCs/>
+          <w:sz w:val="28"/>
+          <w:szCs w:val="28"/>
+        </w:rPr>
+        <w:t>True</w:t>
+      </w:r>
+      <w:proofErr w:type="spellEnd"/>
+      <w:r>
+        <w:rPr>
+          <w:b/>
+          <w:bCs/>
+          <w:sz w:val="28"/>
+          <w:szCs w:val="28"/>
+        </w:rPr>
+        <w:t xml:space="preserve">, если два отрезка, концы которых задаются в аргументах функции, параллельны (или лежат на одной прямой). Например, значение выражения </w:t>
+      </w:r>
+      <w:proofErr w:type="spellStart"/>
+      <w:r>
+        <w:rPr>
+          <w:b/>
+          <w:bCs/>
+          <w:sz w:val="28"/>
+          <w:szCs w:val="28"/>
+        </w:rPr>
+        <w:t>isParallel</w:t>
+      </w:r>
+      <w:proofErr w:type="spellEnd"/>
+      <w:r>
+        <w:rPr>
+          <w:b/>
+          <w:bCs/>
+          <w:sz w:val="28"/>
+          <w:szCs w:val="28"/>
+        </w:rPr>
+        <w:t xml:space="preserve"> (1,1) (2,2) (2,0) (4, </w:t>
+      </w:r>
+      <w:proofErr w:type="gramStart"/>
+      <w:r>
+        <w:rPr>
+          <w:b/>
+          <w:bCs/>
+          <w:sz w:val="28"/>
+          <w:szCs w:val="28"/>
+        </w:rPr>
+        <w:t>2 )</w:t>
+      </w:r>
+      <w:proofErr w:type="gramEnd"/>
+      <w:r>
+        <w:rPr>
+          <w:b/>
+          <w:bCs/>
+          <w:sz w:val="28"/>
+          <w:szCs w:val="28"/>
+        </w:rPr>
+        <w:t xml:space="preserve"> должно быть равно </w:t>
+      </w:r>
+      <w:proofErr w:type="spellStart"/>
+      <w:r>
+        <w:rPr>
+          <w:b/>
+          <w:bCs/>
+          <w:sz w:val="28"/>
+          <w:szCs w:val="28"/>
+        </w:rPr>
+        <w:t>True</w:t>
+      </w:r>
+      <w:proofErr w:type="spellEnd"/>
+      <w:r>
+        <w:rPr>
+          <w:b/>
+          <w:bCs/>
+          <w:sz w:val="28"/>
+          <w:szCs w:val="28"/>
+        </w:rPr>
+        <w:t>, поскольку отрезки (1,1) − (2, 2) и (2, 0) − (4, 2) параллельны.</w:t>
+      </w:r>
+    </w:p>
+    <w:p>
+      <w:pPr>
+        <w:spacing w:line="360" w:lineRule="auto"/>
+        <w:ind w:firstLine="425"/>
+        <w:jc w:val="both"/>
+        <w:rPr>
+          <w:b/>
+          <w:bCs/>
+          <w:sz w:val="28"/>
+          <w:szCs w:val="28"/>
+        </w:rPr>
+      </w:pPr>
+      <w:r>
+        <w:rPr>
+          <w:b/>
+          <w:bCs/>
+          <w:sz w:val="28"/>
+          <w:szCs w:val="28"/>
+        </w:rPr>
+        <w:t>Теория</w:t>
+      </w:r>
+      <w:r>
+        <w:rPr>
+          <w:b/>
+          <w:bCs/>
+          <w:sz w:val="28"/>
+          <w:szCs w:val="28"/>
+        </w:rPr>
+        <w:t>:</w:t>
+      </w:r>
+    </w:p>
+    <w:p>
+      <w:pPr>
+        <w:spacing w:line="360" w:lineRule="auto"/>
+        <w:ind w:firstLine="425"/>
+        <w:jc w:val="both"/>
+        <w:rPr>
+          <w:sz w:val="28"/>
+          <w:szCs w:val="28"/>
+        </w:rPr>
+      </w:pPr>
+      <w:r>
+        <w:rPr>
+          <w:sz w:val="28"/>
+          <w:szCs w:val="28"/>
+        </w:rPr>
+        <w:t xml:space="preserve">Два отрезка параллельны (или лежат на одной прямой), если равны их направляющие векторы с точностью до скалярного множителя, то есть векторы </w:t>
+      </w:r>
+      <w:proofErr w:type="spellStart"/>
+      <w:r>
+        <w:rPr>
+          <w:sz w:val="28"/>
+          <w:szCs w:val="28"/>
+        </w:rPr>
+        <w:t>коллинеарны</w:t>
+      </w:r>
+      <w:proofErr w:type="spellEnd"/>
+      <w:r>
+        <w:rPr>
+          <w:sz w:val="28"/>
+          <w:szCs w:val="28"/>
+        </w:rPr>
+        <w:t>.</w:t>
+      </w:r>
+    </w:p>
+    <w:p>
+      <w:pPr>
+        <w:spacing w:line="360" w:lineRule="auto"/>
+        <w:ind w:firstLine="425"/>
+        <w:jc w:val="both"/>
+        <w:rPr>
+          <w:b/>
+          <w:bCs/>
+          <w:sz w:val="28"/>
+          <w:szCs w:val="28"/>
+        </w:rPr>
+      </w:pPr>
+      <w:r>
+        <w:rPr>
+          <w:b/>
+          <w:bCs/>
+          <w:sz w:val="28"/>
+          <w:szCs w:val="28"/>
+        </w:rPr>
+        <w:t>Математическая формула:</w:t>
+      </w:r>
+    </w:p>
+    <w:p>
+      <w:pPr>
+        <w:spacing w:line="360" w:lineRule="auto"/>
+        <w:ind w:firstLine="425"/>
+        <w:jc w:val="both"/>
+        <w:rPr>
+          <w:sz w:val="28"/>
+          <w:szCs w:val="28"/>
+        </w:rPr>
+      </w:pPr>
+      <w:r>
+        <w:rPr>
+          <w:sz w:val="28"/>
+          <w:szCs w:val="28"/>
+        </w:rPr>
+        <w:t xml:space="preserve">Для отрезка с концами </w:t>
+      </w:r>
+      <w:proofErr w:type="gramStart"/>
+      <w:r>
+        <w:rPr>
+          <w:sz w:val="28"/>
+          <w:szCs w:val="28"/>
+        </w:rPr>
+        <w:t>A(</w:t>
+      </w:r>
+      <w:proofErr w:type="gramEnd"/>
+      <w:r>
+        <w:rPr>
+          <w:sz w:val="28"/>
+          <w:szCs w:val="28"/>
+        </w:rPr>
+        <w:t>x₁, y₁) и B(x₂, y₂) направляющий вектор: v₁ = (x₂ − x₁, y₂ − y₁)</w:t>
+      </w:r>
+    </w:p>
+    <w:p>
+      <w:pPr>
+        <w:spacing w:line="360" w:lineRule="auto"/>
+        <w:ind w:firstLine="425"/>
+        <w:jc w:val="both"/>
+        <w:rPr>
+          <w:sz w:val="28"/>
+          <w:szCs w:val="28"/>
+        </w:rPr>
+      </w:pPr>
+      <w:r>
+        <w:rPr>
+          <w:sz w:val="28"/>
+          <w:szCs w:val="28"/>
+        </w:rPr>
+        <w:t xml:space="preserve">Для отрезка с концами </w:t>
+      </w:r>
+      <w:proofErr w:type="gramStart"/>
+      <w:r>
+        <w:rPr>
+          <w:sz w:val="28"/>
+          <w:szCs w:val="28"/>
+        </w:rPr>
+        <w:t>C(</w:t>
+      </w:r>
+      <w:proofErr w:type="gramEnd"/>
+      <w:r>
+        <w:rPr>
+          <w:sz w:val="28"/>
+          <w:szCs w:val="28"/>
+        </w:rPr>
+        <w:t>x₃, y₃) и D(x₄, y₄) направляющий вектор: v₂ = (x₄ − x₃, y₄ − y₃)</w:t>
+      </w:r>
+    </w:p>
+    <w:p>
+      <w:pPr>
+        <w:spacing w:line="360" w:lineRule="auto"/>
+        <w:ind w:firstLine="425"/>
+        <w:jc w:val="both"/>
+        <w:rPr>
+          <w:b/>
+          <w:bCs/>
+          <w:sz w:val="28"/>
+          <w:szCs w:val="28"/>
+        </w:rPr>
+      </w:pPr>
+      <w:r>
+        <w:rPr>
+          <w:b/>
+          <w:bCs/>
+          <w:sz w:val="28"/>
+          <w:szCs w:val="28"/>
+        </w:rPr>
+        <w:t>Отрезки параллельны, если векторное произведение (на плоскости) равно нулю:</w:t>
+      </w:r>
+    </w:p>
+    <w:p>
+      <w:pPr>
+        <w:spacing w:line="360" w:lineRule="auto"/>
+        <w:ind w:firstLine="425"/>
+        <w:jc w:val="both"/>
+        <w:rPr>
+          <w:sz w:val="28"/>
+          <w:szCs w:val="28"/>
+        </w:rPr>
+      </w:pPr>
+      <w:r>
+        <w:rPr>
+          <w:sz w:val="28"/>
+          <w:szCs w:val="28"/>
+        </w:rPr>
+        <w:t>(x₂ − x₁) · (y₄ − y₃) − (y₂ − y₁) · (x₄ − x₃) = 0</w:t>
+      </w:r>
+    </w:p>
+    <w:p>
+      <w:pPr>
+        <w:spacing w:line="360" w:lineRule="auto"/>
+        <w:ind w:firstLine="425"/>
+        <w:jc w:val="both"/>
+        <w:rPr>
+          <w:b/>
+          <w:bCs/>
+          <w:sz w:val="28"/>
+          <w:szCs w:val="28"/>
+        </w:rPr>
+      </w:pPr>
+      <w:r>
+        <w:rPr>
+          <w:b/>
+          <w:bCs/>
+          <w:sz w:val="28"/>
+          <w:szCs w:val="28"/>
+        </w:rPr>
+        <w:t>Например</w:t>
+      </w:r>
+      <w:r>
+        <w:rPr>
+          <w:b/>
+          <w:bCs/>
+          <w:sz w:val="28"/>
+          <w:szCs w:val="28"/>
+        </w:rPr>
+        <w:t>:</w:t>
+      </w:r>
+    </w:p>
+    <w:p>
+      <w:pPr>
+        <w:spacing w:line="360" w:lineRule="auto"/>
+        <w:ind w:firstLine="425"/>
+        <w:jc w:val="both"/>
+        <w:rPr>
+          <w:sz w:val="28"/>
+          <w:szCs w:val="28"/>
+        </w:rPr>
+      </w:pPr>
+      <w:r>
+        <w:rPr>
+          <w:sz w:val="28"/>
+          <w:szCs w:val="28"/>
+          <w:lang w:val="en-US"/>
+        </w:rPr>
+        <w:t>AB</w:t>
+      </w:r>
+      <w:r>
+        <w:rPr>
+          <w:sz w:val="28"/>
+          <w:szCs w:val="28"/>
+        </w:rPr>
+        <w:t xml:space="preserve"> = (2−1, 2−1) = (1, 1)</w:t>
+      </w:r>
+    </w:p>
+    <w:p>
+      <w:pPr>
+        <w:spacing w:line="360" w:lineRule="auto"/>
+        <w:ind w:firstLine="425"/>
+        <w:jc w:val="both"/>
+        <w:rPr>
+          <w:sz w:val="28"/>
+          <w:szCs w:val="28"/>
+        </w:rPr>
+      </w:pPr>
+      <w:r>
+        <w:rPr>
+          <w:sz w:val="28"/>
+          <w:szCs w:val="28"/>
+          <w:lang w:val="en-US"/>
+        </w:rPr>
+        <w:t>CD</w:t>
+      </w:r>
+      <w:r>
+        <w:rPr>
+          <w:sz w:val="28"/>
+          <w:szCs w:val="28"/>
+        </w:rPr>
+        <w:t xml:space="preserve"> = (4−2, 2−0) = (2, 2)</w:t>
+      </w:r>
+    </w:p>
+    <w:p>
+      <w:pPr>
+        <w:spacing w:line="360" w:lineRule="auto"/>
+        <w:ind w:firstLine="425"/>
+        <w:jc w:val="both"/>
+        <w:rPr>
+          <w:sz w:val="28"/>
+          <w:szCs w:val="28"/>
+        </w:rPr>
+      </w:pPr>
+      <w:r>
+        <w:rPr>
+          <w:b/>
+          <w:bCs/>
+          <w:sz w:val="28"/>
+          <w:szCs w:val="28"/>
+        </w:rPr>
+        <w:t>Проверка</w:t>
+      </w:r>
+      <w:r>
+        <w:rPr>
+          <w:b/>
+          <w:bCs/>
+          <w:sz w:val="28"/>
+          <w:szCs w:val="28"/>
+        </w:rPr>
+        <w:t xml:space="preserve">: </w:t>
+      </w:r>
+      <w:r>
+        <w:rPr>
+          <w:sz w:val="28"/>
+          <w:szCs w:val="28"/>
+        </w:rPr>
+        <w:t>1*2 – 1*2 = 2 – 2 = 0</w:t>
+      </w:r>
+    </w:p>
+    <w:p>
+      <w:pPr>
+        <w:spacing w:line="360" w:lineRule="auto"/>
+        <w:ind w:firstLine="425"/>
+        <w:jc w:val="both"/>
+        <w:rPr>
+          <w:b/>
+          <w:bCs/>
+          <w:sz w:val="28"/>
+          <w:szCs w:val="28"/>
+        </w:rPr>
+      </w:pPr>
+    </w:p>
+    <w:p>
+      <w:pPr>
+        <w:spacing w:line="360" w:lineRule="auto"/>
+        <w:ind w:firstLine="425"/>
+        <w:jc w:val="both"/>
+        <w:rPr>
+          <w:b/>
+          <w:bCs/>
+          <w:sz w:val="28"/>
+          <w:szCs w:val="28"/>
+        </w:rPr>
+      </w:pPr>
+      <w:r>
+        <w:rPr>
+          <w:b/>
+          <w:bCs/>
+          <w:sz w:val="28"/>
+          <w:szCs w:val="28"/>
+        </w:rPr>
+        <w:t xml:space="preserve">Реализация на </w:t>
+      </w:r>
+      <w:r>
+        <w:rPr>
+          <w:b/>
+          <w:bCs/>
+          <w:sz w:val="28"/>
+          <w:szCs w:val="28"/>
+          <w:lang w:val="en-US"/>
+        </w:rPr>
+        <w:t>Haskell</w:t>
+      </w:r>
+      <w:r>
+        <w:rPr>
+          <w:b/>
+          <w:bCs/>
+          <w:sz w:val="28"/>
+          <w:szCs w:val="28"/>
+        </w:rPr>
+        <w:t>:</w:t>
+      </w:r>
+    </w:p>
+    <w:p>
+      <w:pPr>
+        <w:spacing w:line="360" w:lineRule="auto"/>
+        <w:ind w:firstLine="425"/>
+        <w:jc w:val="both"/>
+        <w:rPr>
+          <w:sz w:val="28"/>
+          <w:szCs w:val="28"/>
+        </w:rPr>
+      </w:pPr>
+      <w:r>
+        <w:rPr>
+          <w:sz w:val="28"/>
+          <w:szCs w:val="28"/>
+        </w:rPr>
+        <w:t xml:space="preserve">Т.к </w:t>
+      </w:r>
+      <w:r>
+        <w:rPr>
+          <w:sz w:val="28"/>
+          <w:szCs w:val="28"/>
+        </w:rPr>
+        <w:t xml:space="preserve">функция должна принимать 4 пары значений типа </w:t>
+      </w:r>
+      <w:r>
+        <w:rPr>
+          <w:sz w:val="28"/>
+          <w:szCs w:val="28"/>
+          <w:lang w:val="en-US"/>
+        </w:rPr>
+        <w:t>Int</w:t>
+      </w:r>
+      <w:r>
+        <w:rPr>
+          <w:sz w:val="28"/>
+          <w:szCs w:val="28"/>
+        </w:rPr>
+        <w:t xml:space="preserve">, я создал тип </w:t>
+      </w:r>
+      <w:r>
+        <w:rPr>
+          <w:sz w:val="28"/>
+          <w:szCs w:val="28"/>
+          <w:lang w:val="en-US"/>
+        </w:rPr>
+        <w:t>Point</w:t>
+      </w:r>
+      <w:r>
+        <w:rPr>
+          <w:sz w:val="28"/>
+          <w:szCs w:val="28"/>
+        </w:rPr>
+        <w:t xml:space="preserve">. </w:t>
+      </w:r>
+      <w:r>
+        <w:rPr>
+          <w:sz w:val="28"/>
+          <w:szCs w:val="28"/>
+          <w:lang w:val="en-US"/>
+        </w:rPr>
+        <w:t>type</w:t>
+      </w:r>
+      <w:r>
+        <w:rPr>
+          <w:sz w:val="28"/>
+          <w:szCs w:val="28"/>
+        </w:rPr>
+        <w:t xml:space="preserve"> </w:t>
+      </w:r>
+      <w:r>
+        <w:rPr>
+          <w:sz w:val="28"/>
+          <w:szCs w:val="28"/>
+          <w:lang w:val="en-US"/>
+        </w:rPr>
+        <w:t>Point</w:t>
+      </w:r>
+      <w:r>
+        <w:rPr>
+          <w:sz w:val="28"/>
+          <w:szCs w:val="28"/>
+        </w:rPr>
+        <w:t xml:space="preserve"> = (</w:t>
+      </w:r>
+      <w:r>
+        <w:rPr>
+          <w:sz w:val="28"/>
+          <w:szCs w:val="28"/>
+          <w:lang w:val="en-US"/>
+        </w:rPr>
+        <w:t>Int</w:t>
+      </w:r>
+      <w:r>
+        <w:rPr>
+          <w:sz w:val="28"/>
+          <w:szCs w:val="28"/>
+        </w:rPr>
+        <w:t xml:space="preserve">, </w:t>
+      </w:r>
+      <w:r>
+        <w:rPr>
+          <w:sz w:val="28"/>
+          <w:szCs w:val="28"/>
+          <w:lang w:val="en-US"/>
+        </w:rPr>
+        <w:t>Int</w:t>
+      </w:r>
+      <w:r>
+        <w:rPr>
+          <w:sz w:val="28"/>
+          <w:szCs w:val="28"/>
+        </w:rPr>
+        <w:t>)</w:t>
+      </w:r>
+      <w:r>
+        <w:rPr>
+          <w:sz w:val="28"/>
+          <w:szCs w:val="28"/>
+        </w:rPr>
+        <w:t xml:space="preserve">, что явно описывает наши входные параметры. Далее я применил математическую формулу и с помощью оператора </w:t>
+      </w:r>
+      <w:r>
+        <w:rPr>
+          <w:sz w:val="28"/>
+          <w:szCs w:val="28"/>
+          <w:lang w:val="en-US"/>
+        </w:rPr>
+        <w:t>let</w:t>
+      </w:r>
+      <w:r>
+        <w:rPr>
+          <w:sz w:val="28"/>
+          <w:szCs w:val="28"/>
+        </w:rPr>
+        <w:t xml:space="preserve"> </w:t>
+      </w:r>
+      <w:r>
+        <w:rPr>
+          <w:sz w:val="28"/>
+          <w:szCs w:val="28"/>
+        </w:rPr>
+        <w:t xml:space="preserve">вычислил финальное значение. Чтобы функция возвращала </w:t>
+      </w:r>
+      <w:r>
+        <w:rPr>
+          <w:sz w:val="28"/>
+          <w:szCs w:val="28"/>
+          <w:lang w:val="en-US"/>
+        </w:rPr>
+        <w:t>Bool</w:t>
+      </w:r>
+      <w:r>
+        <w:rPr>
+          <w:sz w:val="28"/>
+          <w:szCs w:val="28"/>
+        </w:rPr>
+        <w:t xml:space="preserve"> </w:t>
+      </w:r>
+      <w:r>
+        <w:rPr>
+          <w:sz w:val="28"/>
+          <w:szCs w:val="28"/>
+        </w:rPr>
+        <w:t>я использовал оператор сравнения ==.</w:t>
+      </w:r>
+    </w:p>
+    <w:p>
+      <w:pPr>
+        <w:spacing w:line="360" w:lineRule="auto"/>
+        <w:ind w:firstLine="425"/>
+        <w:jc w:val="both"/>
+        <w:rPr>
+          <w:sz w:val="28"/>
+          <w:szCs w:val="28"/>
+        </w:rPr>
+      </w:pPr>
+      <w:r>
+        <w:rPr>
+          <w:sz w:val="28"/>
+          <w:szCs w:val="28"/>
+        </w:rPr>
+        <w:t xml:space="preserve">Листинг программы приведен на рисунке </w:t>
+      </w:r>
+      <w:r>
+        <w:rPr>
+          <w:sz w:val="28"/>
+          <w:szCs w:val="28"/>
+        </w:rPr>
+        <w:t>5</w:t>
+      </w:r>
+      <w:r>
+        <w:rPr>
+          <w:sz w:val="28"/>
+          <w:szCs w:val="28"/>
+        </w:rPr>
+        <w:t>.</w:t>
+      </w:r>
+    </w:p>
+    <w:p>
+      <w:pPr>
+        <w:spacing w:line="360" w:lineRule="auto"/>
+        <w:jc w:val="center"/>
+        <w:rPr>
+          <w:sz w:val="28"/>
+          <w:szCs w:val="28"/>
+        </w:rPr>
+      </w:pPr>
+      <w:r>
+        <w:rPr>
+          <w:noProof/>
+          <w:sz w:val="28"/>
+          <w:szCs w:val="28"/>
+        </w:rPr>
+        <w:lastRenderedPageBreak/>
+        <w:drawing>
+          <wp:inline distT="0" distB="0" distL="0" distR="0" wp14:anchorId="77D18E02" wp14:editId="17ABDBA0">
+            <wp:extent cx="5940425" cy="3088640"/>
+            <wp:effectExtent l="0" t="0" r="3175" b="0"/>
+            <wp:docPr id="4" name="Рисунок 4"/>
+            <wp:cNvGraphicFramePr>
+              <a:graphicFrameLocks xmlns:a="http://schemas.openxmlformats.org/drawingml/2006/main" noChangeAspect="1"/>
+            </wp:cNvGraphicFramePr>
+            <a:graphic xmlns:a="http://schemas.openxmlformats.org/drawingml/2006/main">
+              <a:graphicData uri="http://schemas.openxmlformats.org/drawingml/2006/picture">
+                <pic:pic xmlns:pic="http://schemas.openxmlformats.org/drawingml/2006/picture">
+                  <pic:nvPicPr>
+                    <pic:cNvPr id="1" name=""/>
+                    <pic:cNvPicPr/>
+                  </pic:nvPicPr>
+                  <pic:blipFill>
+                    <a:blip r:embed="rId10"/>
+                    <a:stretch>
+                      <a:fillRect/>
+                    </a:stretch>
+                  </pic:blipFill>
+                  <pic:spPr>
+                    <a:xfrm>
+                      <a:off x="0" y="0"/>
+                      <a:ext cx="5940425" cy="3088640"/>
+                    </a:xfrm>
+                    <a:prstGeom prst="rect">
+                      <a:avLst/>
+                    </a:prstGeom>
+                  </pic:spPr>
+                </pic:pic>
+              </a:graphicData>
+            </a:graphic>
+          </wp:inline>
+        </w:drawing>
+      </w:r>
+    </w:p>
+    <w:p>
+      <w:pPr>
+        <w:spacing w:line="360" w:lineRule="auto"/>
+        <w:ind w:firstLine="425"/>
+        <w:jc w:val="center"/>
+        <w:rPr>
+          <w:sz w:val="28"/>
+          <w:szCs w:val="28"/>
+        </w:rPr>
+      </w:pPr>
+      <w:r>
+        <w:rPr>
+          <w:sz w:val="28"/>
+          <w:szCs w:val="28"/>
+        </w:rPr>
+        <w:t>Рис.</w:t>
+      </w:r>
+      <w:r>
+        <w:rPr>
+          <w:sz w:val="28"/>
+          <w:szCs w:val="28"/>
+        </w:rPr>
+        <w:t>5</w:t>
+      </w:r>
+      <w:r>
+        <w:rPr>
+          <w:sz w:val="28"/>
+          <w:szCs w:val="28"/>
+        </w:rPr>
+        <w:t xml:space="preserve"> – Код функции </w:t>
+      </w:r>
+      <w:proofErr w:type="spellStart"/>
+      <w:r>
+        <w:rPr>
+          <w:sz w:val="28"/>
+          <w:szCs w:val="28"/>
+          <w:lang w:val="en-US"/>
+        </w:rPr>
+        <w:t>isParallel</w:t>
+      </w:r>
+      <w:proofErr w:type="spellEnd"/>
+    </w:p>
+    <w:p>
+      <w:pPr>
+        <w:spacing w:line="360" w:lineRule="auto"/>
+        <w:ind w:firstLine="425"/>
+        <w:jc w:val="both"/>
+        <w:rPr>
+          <w:sz w:val="28"/>
+          <w:szCs w:val="28"/>
+        </w:rPr>
+      </w:pPr>
+    </w:p>
+    <w:p>
+      <w:pPr>
+        <w:spacing w:line="360" w:lineRule="auto"/>
+        <w:ind w:firstLine="425"/>
+        <w:jc w:val="both"/>
+        <w:rPr>
+          <w:sz w:val="28"/>
+          <w:szCs w:val="28"/>
+        </w:rPr>
+      </w:pPr>
+      <w:r>
+        <w:rPr>
+          <w:sz w:val="28"/>
+          <w:szCs w:val="28"/>
+        </w:rPr>
+        <w:t xml:space="preserve">Результат выполнения функции приведен на рисунке </w:t>
+      </w:r>
+      <w:r>
+        <w:rPr>
+          <w:sz w:val="28"/>
+          <w:szCs w:val="28"/>
+        </w:rPr>
+        <w:t>6</w:t>
+      </w:r>
+      <w:r>
+        <w:rPr>
+          <w:sz w:val="28"/>
+          <w:szCs w:val="28"/>
+        </w:rPr>
+        <w:t>.</w:t>
+      </w:r>
+    </w:p>
+    <w:p>
+      <w:pPr>
+        <w:spacing w:line="360" w:lineRule="auto"/>
+        <w:jc w:val="center"/>
+        <w:rPr>
+          <w:sz w:val="28"/>
+          <w:szCs w:val="28"/>
+        </w:rPr>
+      </w:pPr>
+      <w:r>
+        <w:rPr>
+          <w:noProof/>
+          <w:sz w:val="28"/>
+          <w:szCs w:val="28"/>
+        </w:rPr>
+        <w:drawing>
+          <wp:inline distT="0" distB="0" distL="0" distR="0" wp14:anchorId="24B2DB1D" wp14:editId="7C8CB322">
+            <wp:extent cx="4867954" cy="1467055"/>
+            <wp:effectExtent l="0" t="0" r="0" b="0"/>
+            <wp:docPr id="5" name="Рисунок 5"/>
+            <wp:cNvGraphicFramePr>
+              <a:graphicFrameLocks xmlns:a="http://schemas.openxmlformats.org/drawingml/2006/main" noChangeAspect="1"/>
+            </wp:cNvGraphicFramePr>
+            <a:graphic xmlns:a="http://schemas.openxmlformats.org/drawingml/2006/main">
+              <a:graphicData uri="http://schemas.openxmlformats.org/drawingml/2006/picture">
+                <pic:pic xmlns:pic="http://schemas.openxmlformats.org/drawingml/2006/picture">
+                  <pic:nvPicPr>
+                    <pic:cNvPr id="1" name=""/>
+                    <pic:cNvPicPr/>
+                  </pic:nvPicPr>
+                  <pic:blipFill>
+                    <a:blip r:embed="rId11"/>
+                    <a:stretch>
+                      <a:fillRect/>
+                    </a:stretch>
+                  </pic:blipFill>
+                  <pic:spPr>
+                    <a:xfrm>
+                      <a:off x="0" y="0"/>
+                      <a:ext cx="4867954" cy="1467055"/>
+                    </a:xfrm>
+                    <a:prstGeom prst="rect">
+                      <a:avLst/>
+                    </a:prstGeom>
+                  </pic:spPr>
+                </pic:pic>
+              </a:graphicData>
+            </a:graphic>
+          </wp:inline>
+        </w:drawing>
+      </w:r>
+    </w:p>
+    <w:p>
+      <w:pPr>
+        <w:spacing w:line="360" w:lineRule="auto"/>
+        <w:ind w:firstLine="425"/>
+        <w:jc w:val="center"/>
+        <w:rPr>
+          <w:sz w:val="28"/>
+          <w:szCs w:val="28"/>
+        </w:rPr>
+      </w:pPr>
+      <w:r>
+        <w:rPr>
+          <w:sz w:val="28"/>
+          <w:szCs w:val="28"/>
+        </w:rPr>
+        <w:t xml:space="preserve">Рис. </w:t>
+      </w:r>
+      <w:r>
+        <w:rPr>
+          <w:sz w:val="28"/>
+          <w:szCs w:val="28"/>
+        </w:rPr>
+        <w:t>6</w:t>
+      </w:r>
+      <w:r>
+        <w:rPr>
+          <w:sz w:val="28"/>
+          <w:szCs w:val="28"/>
+        </w:rPr>
+        <w:t xml:space="preserve"> – Результат вызова функции </w:t>
+      </w:r>
+      <w:proofErr w:type="spellStart"/>
+      <w:r>
+        <w:rPr>
+          <w:sz w:val="28"/>
+          <w:szCs w:val="28"/>
+          <w:lang w:val="en-US"/>
+        </w:rPr>
+        <w:t>isParallel</w:t>
+      </w:r>
+      <w:proofErr w:type="spellEnd"/>
+    </w:p>
+    <w:p>
+      <w:pPr>
+        <w:spacing w:line="360" w:lineRule="auto"/>
+        <w:ind w:firstLine="425"/>
+        <w:jc w:val="both"/>
+        <w:rPr>
+          <w:sz w:val="28"/>
+          <w:szCs w:val="28"/>
+        </w:rPr>
+      </w:pPr>
+    </w:p>
+    <w:p>
+      <w:pPr>
+        <w:spacing w:line="360" w:lineRule="auto"/>
+        <w:ind w:firstLine="425"/>
+        <w:jc w:val="both"/>
+        <w:rPr>
+          <w:sz w:val="28"/>
+          <w:szCs w:val="28"/>
+        </w:rPr>
+      </w:pPr>
+    </w:p>
+    <w:p>
+      <w:pPr>
+        <w:spacing w:line="360" w:lineRule="auto"/>
+        <w:ind w:firstLine="425"/>
+        <w:jc w:val="both"/>
+        <w:rPr>
+          <w:b/>
+          <w:bCs/>
+          <w:sz w:val="28"/>
+          <w:szCs w:val="28"/>
+        </w:rPr>
+      </w:pPr>
     </w:p>
     <w:p>
       <w:pPr>
@@ -3246,6 +4552,7 @@
         <w:autoSpaceDN/>
         <w:adjustRightInd/>
         <w:spacing w:after="160" w:line="259" w:lineRule="auto"/>
+        <w:jc w:val="center"/>
         <w:rPr>
           <w:b/>
           <w:bCs/>
@@ -3262,6 +4569,364 @@
         </w:rPr>
         <w:br w:type="page"/>
       </w:r>
+      <w:r>
+        <w:rPr>
+          <w:b/>
+          <w:bCs/>
+          <w:sz w:val="28"/>
+          <w:szCs w:val="28"/>
+        </w:rPr>
+        <w:lastRenderedPageBreak/>
+        <w:t>Выводы</w:t>
+      </w:r>
+    </w:p>
+    <w:p>
+      <w:pPr>
+        <w:widowControl/>
+        <w:autoSpaceDE/>
+        <w:autoSpaceDN/>
+        <w:adjustRightInd/>
+        <w:spacing w:after="160" w:line="259" w:lineRule="auto"/>
+        <w:ind w:firstLine="425"/>
+        <w:jc w:val="both"/>
+        <w:rPr>
+          <w:sz w:val="28"/>
+          <w:szCs w:val="28"/>
+        </w:rPr>
+      </w:pPr>
+      <w:r>
+        <w:rPr>
+          <w:sz w:val="28"/>
+          <w:szCs w:val="28"/>
+        </w:rPr>
+        <w:t>На практике освоены функции высшего порядка (</w:t>
+      </w:r>
+      <w:proofErr w:type="spellStart"/>
+      <w:r>
+        <w:rPr>
+          <w:sz w:val="28"/>
+          <w:szCs w:val="28"/>
+        </w:rPr>
+        <w:t>foldr</w:t>
+      </w:r>
+      <w:proofErr w:type="spellEnd"/>
+      <w:r>
+        <w:rPr>
+          <w:sz w:val="28"/>
+          <w:szCs w:val="28"/>
+        </w:rPr>
+        <w:t xml:space="preserve">, </w:t>
+      </w:r>
+      <w:proofErr w:type="spellStart"/>
+      <w:r>
+        <w:rPr>
+          <w:sz w:val="28"/>
+          <w:szCs w:val="28"/>
+        </w:rPr>
+        <w:t>map</w:t>
+      </w:r>
+      <w:proofErr w:type="spellEnd"/>
+      <w:r>
+        <w:rPr>
+          <w:sz w:val="28"/>
+          <w:szCs w:val="28"/>
+        </w:rPr>
+        <w:t xml:space="preserve">, </w:t>
+      </w:r>
+      <w:proofErr w:type="spellStart"/>
+      <w:r>
+        <w:rPr>
+          <w:sz w:val="28"/>
+          <w:szCs w:val="28"/>
+        </w:rPr>
+        <w:t>sum</w:t>
+      </w:r>
+      <w:proofErr w:type="spellEnd"/>
+      <w:r>
+        <w:rPr>
+          <w:sz w:val="28"/>
+          <w:szCs w:val="28"/>
+        </w:rPr>
+        <w:t>).</w:t>
+      </w:r>
+    </w:p>
+    <w:p>
+      <w:pPr>
+        <w:widowControl/>
+        <w:autoSpaceDE/>
+        <w:autoSpaceDN/>
+        <w:adjustRightInd/>
+        <w:spacing w:after="160" w:line="259" w:lineRule="auto"/>
+        <w:ind w:firstLine="425"/>
+        <w:jc w:val="both"/>
+        <w:rPr>
+          <w:sz w:val="28"/>
+          <w:szCs w:val="28"/>
+        </w:rPr>
+      </w:pPr>
+      <w:r>
+        <w:rPr>
+          <w:sz w:val="28"/>
+          <w:szCs w:val="28"/>
+        </w:rPr>
+        <w:t xml:space="preserve">Реализована функция вычисления геометрического среднего с использованием </w:t>
+      </w:r>
+      <w:proofErr w:type="spellStart"/>
+      <w:r>
+        <w:rPr>
+          <w:sz w:val="28"/>
+          <w:szCs w:val="28"/>
+        </w:rPr>
+        <w:t>foldr</w:t>
+      </w:r>
+      <w:proofErr w:type="spellEnd"/>
+      <w:r>
+        <w:rPr>
+          <w:sz w:val="28"/>
+          <w:szCs w:val="28"/>
+        </w:rPr>
+        <w:t>, при этом выполнено требование одного прохода по списку за счёт накопления сразу двух значений (произведение и количество элементов) в аккумуляторе.</w:t>
+      </w:r>
+    </w:p>
+    <w:p>
+      <w:pPr>
+        <w:widowControl/>
+        <w:autoSpaceDE/>
+        <w:autoSpaceDN/>
+        <w:adjustRightInd/>
+        <w:spacing w:after="160" w:line="259" w:lineRule="auto"/>
+        <w:ind w:firstLine="425"/>
+        <w:jc w:val="both"/>
+        <w:rPr>
+          <w:sz w:val="28"/>
+          <w:szCs w:val="28"/>
+        </w:rPr>
+      </w:pPr>
+      <w:r>
+        <w:rPr>
+          <w:sz w:val="28"/>
+          <w:szCs w:val="28"/>
+        </w:rPr>
+        <w:t xml:space="preserve">Для задачи </w:t>
+      </w:r>
+      <w:r>
+        <w:rPr>
+          <w:b/>
+          <w:bCs/>
+          <w:sz w:val="28"/>
+          <w:szCs w:val="28"/>
+        </w:rPr>
+        <w:t>сумма квадратов от 1 до n</w:t>
+      </w:r>
+      <w:r>
+        <w:rPr>
+          <w:sz w:val="28"/>
+          <w:szCs w:val="28"/>
+        </w:rPr>
+        <w:t xml:space="preserve"> реализованы два подхода: через </w:t>
+      </w:r>
+      <w:proofErr w:type="spellStart"/>
+      <w:r>
+        <w:rPr>
+          <w:sz w:val="28"/>
+          <w:szCs w:val="28"/>
+        </w:rPr>
+        <w:t>foldr</w:t>
+      </w:r>
+      <w:proofErr w:type="spellEnd"/>
+      <w:r>
+        <w:rPr>
+          <w:sz w:val="28"/>
+          <w:szCs w:val="28"/>
+        </w:rPr>
+        <w:t xml:space="preserve"> (однопроходный) и через </w:t>
+      </w:r>
+      <w:proofErr w:type="spellStart"/>
+      <w:r>
+        <w:rPr>
+          <w:sz w:val="28"/>
+          <w:szCs w:val="28"/>
+        </w:rPr>
+        <w:t>map</w:t>
+      </w:r>
+      <w:proofErr w:type="spellEnd"/>
+      <w:r>
+        <w:rPr>
+          <w:sz w:val="28"/>
+          <w:szCs w:val="28"/>
+        </w:rPr>
+        <w:t xml:space="preserve"> + </w:t>
+      </w:r>
+      <w:proofErr w:type="spellStart"/>
+      <w:r>
+        <w:rPr>
+          <w:sz w:val="28"/>
+          <w:szCs w:val="28"/>
+        </w:rPr>
+        <w:t>sum</w:t>
+      </w:r>
+      <w:proofErr w:type="spellEnd"/>
+      <w:r>
+        <w:rPr>
+          <w:sz w:val="28"/>
+          <w:szCs w:val="28"/>
+        </w:rPr>
+        <w:t xml:space="preserve"> (двухпроходный), что позволило сравнить способы и понять их различия.</w:t>
+      </w:r>
+    </w:p>
+    <w:p>
+      <w:pPr>
+        <w:widowControl/>
+        <w:autoSpaceDE/>
+        <w:autoSpaceDN/>
+        <w:adjustRightInd/>
+        <w:spacing w:after="160" w:line="259" w:lineRule="auto"/>
+        <w:ind w:firstLine="425"/>
+        <w:jc w:val="both"/>
+        <w:rPr>
+          <w:sz w:val="28"/>
+          <w:szCs w:val="28"/>
+        </w:rPr>
+      </w:pPr>
+      <w:r>
+        <w:rPr>
+          <w:sz w:val="28"/>
+          <w:szCs w:val="28"/>
+        </w:rPr>
+        <w:t xml:space="preserve">Реализована функция </w:t>
+      </w:r>
+      <w:proofErr w:type="spellStart"/>
+      <w:r>
+        <w:rPr>
+          <w:sz w:val="28"/>
+          <w:szCs w:val="28"/>
+        </w:rPr>
+        <w:t>isParallel</w:t>
+      </w:r>
+      <w:proofErr w:type="spellEnd"/>
+      <w:r>
+        <w:rPr>
+          <w:sz w:val="28"/>
+          <w:szCs w:val="28"/>
+        </w:rPr>
+        <w:t xml:space="preserve"> для проверки параллельности отрезков на плоскости через направляющие векторы и условие </w:t>
+      </w:r>
+      <w:proofErr w:type="spellStart"/>
+      <w:r>
+        <w:rPr>
+          <w:sz w:val="28"/>
+          <w:szCs w:val="28"/>
+        </w:rPr>
+        <w:t>коллинеарности</w:t>
+      </w:r>
+      <w:proofErr w:type="spellEnd"/>
+      <w:r>
+        <w:rPr>
+          <w:sz w:val="28"/>
+          <w:szCs w:val="28"/>
+        </w:rPr>
+        <w:t>.</w:t>
+      </w:r>
+      <w:r>
+        <w:rPr>
+          <w:sz w:val="28"/>
+          <w:szCs w:val="28"/>
+        </w:rPr>
+        <w:t xml:space="preserve"> Закреплены навыки работы с кортежами и </w:t>
+      </w:r>
+      <w:r>
+        <w:rPr>
+          <w:sz w:val="28"/>
+          <w:szCs w:val="28"/>
+          <w:lang w:val="en-US"/>
+        </w:rPr>
+        <w:t>let</w:t>
+      </w:r>
+      <w:r>
+        <w:rPr>
+          <w:sz w:val="28"/>
+          <w:szCs w:val="28"/>
+        </w:rPr>
+        <w:t xml:space="preserve">. </w:t>
+      </w:r>
+      <w:r>
+        <w:rPr>
+          <w:sz w:val="28"/>
+          <w:szCs w:val="28"/>
+        </w:rPr>
+        <w:t xml:space="preserve">Также создан собственный первый тип – </w:t>
+      </w:r>
+      <w:proofErr w:type="spellStart"/>
+      <w:r>
+        <w:rPr>
+          <w:sz w:val="28"/>
+          <w:szCs w:val="28"/>
+          <w:lang w:val="en-US"/>
+        </w:rPr>
+        <w:t>Poitn</w:t>
+      </w:r>
+      <w:proofErr w:type="spellEnd"/>
+      <w:r>
+        <w:rPr>
+          <w:sz w:val="28"/>
+          <w:szCs w:val="28"/>
+        </w:rPr>
+        <w:t xml:space="preserve"> (</w:t>
+      </w:r>
+      <w:r>
+        <w:rPr>
+          <w:sz w:val="28"/>
+          <w:szCs w:val="28"/>
+          <w:lang w:val="en-US"/>
+        </w:rPr>
+        <w:t>Int</w:t>
+      </w:r>
+      <w:r>
+        <w:rPr>
+          <w:sz w:val="28"/>
+          <w:szCs w:val="28"/>
+        </w:rPr>
+        <w:t xml:space="preserve">, </w:t>
+      </w:r>
+      <w:r>
+        <w:rPr>
+          <w:sz w:val="28"/>
+          <w:szCs w:val="28"/>
+          <w:lang w:val="en-US"/>
+        </w:rPr>
+        <w:t>Int</w:t>
+      </w:r>
+      <w:r>
+        <w:rPr>
+          <w:sz w:val="28"/>
+          <w:szCs w:val="28"/>
+        </w:rPr>
+        <w:t>)</w:t>
+      </w:r>
+    </w:p>
+    <w:p>
+      <w:pPr>
+        <w:widowControl/>
+        <w:autoSpaceDE/>
+        <w:autoSpaceDN/>
+        <w:adjustRightInd/>
+        <w:spacing w:after="160" w:line="259" w:lineRule="auto"/>
+        <w:ind w:firstLine="425"/>
+        <w:jc w:val="both"/>
+        <w:rPr>
+          <w:sz w:val="28"/>
+          <w:szCs w:val="28"/>
+        </w:rPr>
+      </w:pPr>
+      <w:r>
+        <w:rPr>
+          <w:sz w:val="28"/>
+          <w:szCs w:val="28"/>
+        </w:rPr>
+        <w:t>Проведено тестирование всех функций в интерпретаторе, подтверждена корректность результатов.</w:t>
+      </w:r>
+      <w:bookmarkStart w:id="2" w:name="_GoBack"/>
+      <w:bookmarkEnd w:id="2"/>
     </w:p>
     <w:sectPr>
       <w:pgSz w:w="11906" w:h="16838"/>
@@ -4679,7 +6344,7 @@
 </file>
 
 <file path=customXml/itemProps1.xml><?xml version="1.0" encoding="utf-8"?>
-<ds:datastoreItem xmlns:ds="http://schemas.openxmlformats.org/officeDocument/2006/customXml" ds:itemID="{823A95B2-B756-47D0-90BF-DF11A0E29B65}">
+<ds:datastoreItem xmlns:ds="http://schemas.openxmlformats.org/officeDocument/2006/customXml" ds:itemID="{FA5A00A1-675F-454D-B9A7-368A6E6E2636}">
   <ds:schemaRefs>
     <ds:schemaRef ds:uri="http://schemas.openxmlformats.org/officeDocument/2006/bibliography"/>
   </ds:schemaRefs>
